--- a/docs/inspannings-monitor-06-implementatieplan-en-backlog-v01.docx
+++ b/docs/inspannings-monitor-06-implementatieplan-en-backlog-v01.docx
@@ -808,7 +808,7 @@
           </w:tcPr>
           <w:p>
             <w:r>
-              <w:t>Component foundation voor formulieren, kaarten, knoppen en meldingen neerzetten.</w:t>
+              <w:t>shadcn/ui foundation voor formulieren, kaarten, knoppen en meldingen neerzetten.</w:t>
             </w:r>
           </w:p>
         </w:tc>
@@ -828,7 +828,7 @@
           </w:tcPr>
           <w:p>
             <w:r>
-              <w:t>Kerncomponenten zijn herbruikbaar en mobiel bruikbaar.</w:t>
+              <w:t>Kerncomponenten zijn herbruikbaar, thematisch consistent en mobiel bruikbaar.</w:t>
             </w:r>
           </w:p>
         </w:tc>
